--- a/deliverables/Mihenk_Proje_Yapim_Asamasi.docx
+++ b/deliverables/Mihenk_Proje_Yapim_Asamasi.docx
@@ -197,7 +197,7 @@
           <w:b w:val="0"/>
           <w:i w:val="0"/>
         </w:rPr>
-        <w:t>Hazır veri yerine üretmenin üç somut sebebi vardı.</w:t>
+        <w:t>Bunun yerine kendi verimi üretmeyi seçtim. Üç sebebi vardı, ikisi asıl işi gördü.</w:t>
       </w:r>
     </w:p>
     <w:p>
@@ -364,7 +364,7 @@
           <w:b w:val="0"/>
           <w:i w:val="0"/>
         </w:rPr>
-        <w:t>İki tasarım kararı burada özellikle savunulabilir olmalı:</w:t>
+        <w:t>Burada iki kararı özellikle açıklamam lazım, çünkü ikisi de ilk bakışta gereksiz karmaşık görünebilir:</w:t>
       </w:r>
     </w:p>
     <w:p>
@@ -420,7 +420,7 @@
           <w:b w:val="0"/>
           <w:i w:val="0"/>
         </w:rPr>
-        <w:t>Birkaç ayrıntı burada önemliydi:</w:t>
+        <w:t>Bu katmanda beni asıl uğraştıran birkaç ayrıntı vardı:</w:t>
       </w:r>
     </w:p>
     <w:p>
@@ -482,7 +482,7 @@
           <w:b w:val="0"/>
           <w:i w:val="0"/>
         </w:rPr>
-        <w:t>Projenin en zor tek parçası buydu. DMS'te 21 bin, CRM'de 20 bin müşteri kaydı var ve önemli bir kısmı aynı insanlar. Ama aynı insan iki sistemde aynı yazılmamış: isim kısaltılmış, telefon formatı farklı, TCKN çoğu CRM kaydında hiç yok.</w:t>
+        <w:t>Projenin en zor tek parçası buydu. DMS'te 21 bin, CRM'de 20 bin müşteri kaydı var, önemli bir kısmı aynı insanlar ama aynı yazılmamış: isim kısaltılmış, telefon formatı farklı, TCKN çoğu CRM kaydında hiç yok. Her kaydı her kayıtla karşılaştırmak 425 milyon karşılaştırma demek — bu bir performans problemi değil, notebook'un bitip bitmemesi meselesi. Çözüm blocking: kayıtları önce ucuz anahtarlarla gruplayıp sadece aynı gruptakileri karşılaştırmak. Dört blocking anahtarı (TCKN hash'i, telefon, e-posta, isim öneki + şehir) bilerek farklı şekillerde başarısız olacak şekilde seçildi ki birinin kaçırdığını diğeri yakalasın.</w:t>
       </w:r>
     </w:p>
     <w:p>
@@ -491,25 +491,7 @@
           <w:b w:val="0"/>
           <w:i w:val="0"/>
         </w:rPr>
-        <w:t>Her kaydı her kayıtla karşılaştırmak 425 milyon karşılaştırma demek. Bu bir "sonra optimize ederiz" problemi değil, notebook'un bitip bitmemesi meselesi. Çözüm blocking: kayıtları önce ucuz anahtarlarla gruplayıp sadece aynı gruptakileri karşılaştırmak. Dört blocking anahtarı seçtim — TCKN hash'i, telefon, e-posta ve isim öneki + şehir — ve bunları bilerek farklı şekillerde başarısız olacak şekilde seçtim ki birinin kaçırdığını diğeri yakalasın.</w:t>
-      </w:r>
-    </w:p>
-    <w:p>
-      <w:r>
-        <w:rPr>
-          <w:b w:val="0"/>
-          <w:i w:val="0"/>
-        </w:rPr>
-        <w:t>Eşleşme skorunu 55 eşiğine koydum. Bu eşik keyfi değil: tek bir zayıf sinyalin eşleşmeye yetmemesi için seçildi. TCKN tek başına (60) geçiyor; telefon (30) artı birebir aynı isim (25) geçiyor; ortak şehir ve benzer isim (20) geçmiyor. En kritik kural ise müşteri tipi uyuşmazlığının −40 olması: bir şahıs ile bir şahıs şirketi aynı telefonu ve adresi rutin olarak paylaşır ve bunları birleştirmek her segmentasyonu bozar.</w:t>
-      </w:r>
-    </w:p>
-    <w:p>
-      <w:r>
-        <w:rPr>
-          <w:b w:val="0"/>
-          <w:i w:val="0"/>
-        </w:rPr>
-        <w:t>Sonuç: 26.235 altın müşteri kaydı, bunların 14.410'u her iki sistemde de var. Eşleştirici bilinçli olarak muhafazakâr — iki kayıt gerçekten birbirine çok benziyorsa tahmin etmek yerine hiçbirini eşleştirmiyor. Yanlış birleştirme iki insanın satın alma geçmişini sessizce birleştirir ve sonradan fark edilmesi neredeyse imkânsızdır; kaçırılan birleştirme ise mükerrer kayıt olarak zaten görünür.</w:t>
+        <w:t>Eşleşme skorunu 55 eşiğine koydum — tek bir zayıf sinyalin eşleşmeye yetmemesi için. TCKN tek başına (60) geçiyor, telefon + birebir aynı isim (30+25) geçiyor, ortak şehir ve benzer isim (20) geçmiyor. Müşteri tipi uyuşmazlığı ise −40: bir şahıs ile bir şahıs şirketi aynı telefonu ve adresi rutin olarak paylaşır, birleştirmek her segmentasyonu bozar. Sonuç: 26.235 altın müşteri kaydı, 14.410'u her iki sistemde de var. Eşleştirici bilinçli olarak muhafazakâr — iki kayıt gerçekten benziyorsa tahmin etmek yerine hiçbirini eşleştirmiyor, çünkü yanlış birleştirme sonradan fark edilmesi neredeyse imkânsız bir hatadır; kaçırılan birleştirme ise mükerrer kayıt olarak kendini gösterir.</w:t>
       </w:r>
     </w:p>
     <w:p>
@@ -1089,7 +1071,7 @@
           <w:b w:val="0"/>
           <w:i w:val="0"/>
         </w:rPr>
-        <w:t>Gerekçe, işin karakterinin katmandan katmana değişmesi. Silver'daki iş satır bazlı algoritma: bulanık isim eşleştirme, VIN kontrol hanesi hesabı, PII hash'leme, iç içe JSON açma. Bunlar Python'da okunabilir ve test edilebilir; saf T-SQL'de yazmak hem zahmetli hem kırılgan olurdu. Gold'daki iş ise küme bazlı boyutsal modelleme: surrogate key atama, SCD2 versiyon yönetimi, anahtar arayarak fact yükleme. Bunlar ilişkisel motorların tam olarak bunun için doğduğu işler.</w:t>
+        <w:t>Sebebi basit: işin karakteri katmandan katmana değişiyor. Silver'daki iş satır bazlı algoritma: bulanık isim eşleştirme, VIN kontrol hanesi hesabı, PII hash'leme, iç içe JSON açma. Bunlar Python'da okunabilir ve test edilebilir; saf T-SQL'de yazmak hem zahmetli hem kırılgan olurdu. Gold'daki iş ise küme bazlı boyutsal modelleme: surrogate key atama, SCD2 versiyon yönetimi, anahtar arayarak fact yükleme. Bunlar ilişkisel motorların tam olarak bunun için doğduğu işler.</w:t>
       </w:r>
     </w:p>
     <w:p>
@@ -1098,7 +1080,7 @@
           <w:b w:val="0"/>
           <w:i w:val="0"/>
         </w:rPr>
-        <w:t>Bunun bir bedeli var ve bedeli peşinen yazdım: iki motor, iki hata ayıklama biçimi ve aralarında geçilmesi gereken bir sınır. Silver'daki bir hatayı Spark notebook'unda, Gold'daki bir hatayı T-SQL prosedüründe ayıklıyorsunuz ve beceriler birebir transfer olmuyor. Bu sınırın gerçekten çalışıp çalışmadığı projenin en riskli varsayımıydı — ve 9. bölümde göreceğiniz gibi ilk denemede çalışmadı.</w:t>
+        <w:t>Elbette bunun bir bedeli var: iki motor, iki hata ayıklama biçimi ve aralarında geçilmesi gereken bir sınır. Silver'daki bir hatayı Spark notebook'unda, Gold'daki bir hatayı T-SQL prosedüründe ayıklıyorsunuz ve beceriler birebir transfer olmuyor. Bu sınırın gerçekten çalışıp çalışmadığı projenin en riskli varsayımıydı — ve 9. bölümde göreceğiniz gibi ilk denemede çalışmadı.</w:t>
       </w:r>
     </w:p>
     <w:p>
@@ -1124,7 +1106,7 @@
           <w:b w:val="0"/>
           <w:i w:val="0"/>
         </w:rPr>
-        <w:t>"Zaten VIN benzersiz, neden ikinci bir anahtar?" sorusunun dört ayrı cevabı var ve hepsi pratik.</w:t>
+        <w:t>"Zaten VIN benzersiz, neden ikinci bir anahtar?" — bunu ilk aklıma geldiğinde ben de sormuştum. Pratikte dört ayrı yerde işe yarıyor:</w:t>
       </w:r>
     </w:p>
     <w:p>
@@ -1586,7 +1568,7 @@
           <w:b w:val="0"/>
           <w:i w:val="0"/>
         </w:rPr>
-        <w:t>Kazancı: fact'te altı sütun yerine tek bir anahtar, Power BI'da tek tablodan altı dilimleyici, ve yedinci bir bayrak eklemek gerektiğinde yüz binlerce satırlık fact tablosunu değiştirmek yerine boyuta sütun eklemek. Boyut, tüm kombinasyonların kartezyen çarpımından değil, veride gerçekten geçen kombinasyonlardan üretiliyor — sıfır satır döndüren bir dilimleyici seçeneği, insanların rapora güvenmeyi bıraktığı yerlerden biri.</w:t>
+        <w:t>Bunun getirisi açık: fact'te altı sütun yerine tek bir anahtar, Power BI'da tek tablodan altı dilimleyici, ve yedinci bir bayrak eklemek gerektiğinde yüz binlerce satırlık fact tablosunu değiştirmek yerine boyuta sütun eklemek. Boyut, tüm kombinasyonların kartezyen çarpımından değil, veride gerçekten geçen kombinasyonlardan üretiliyor — sıfır satır döndüren bir dilimleyici seçeneği, insanların rapora güvenmeyi bıraktığı yerlerden biri.</w:t>
       </w:r>
     </w:p>
     <w:p>
@@ -1994,7 +1976,7 @@
           <w:b w:val="0"/>
           <w:i w:val="0"/>
         </w:rPr>
-        <w:t>Bedeli açık: modelin en büyük tablosu ve günler arasında toplanamayan (yarı toplanır) ölçüler. Bir günün stok değeri anlamlı, otuz günün toplamı anlamsız.</w:t>
+        <w:t>Ama bir bedeli var: modelin en büyük tablosu bu, ve ölçüler günler arasında toplanamıyor (yarı toplanır). Bir günün stok değeri anlamlı, otuz günün toplamı anlamsız.</w:t>
       </w:r>
     </w:p>
     <w:p>
@@ -2037,7 +2019,7 @@
           <w:b w:val="0"/>
           <w:i w:val="0"/>
         </w:rPr>
-        <w:t>Kuralı veri yapmanın avantajı yeni kural eklemenin bir satır olması değil sadece; asıl kazanç, aynı kural tanımının iki farklı motorda çalışabilmesi. Kurallar prosedürel kod olsaydı, Warehouse'un Silver'ı okuyamadığını keşfettiğimde hepsini yeniden yazmam gerekirdi.</w:t>
+        <w:t>Kuralı veri olarak tutmanın faydası sadece yeni kural eklemenin bir satır eklemek olması değil. Asıl fark, aynı kural tanımının iki farklı motorda da çalışabilmesiydi. Kurallar prosedürel kod olsaydı, Warehouse'un Silver'ı okuyamadığını keşfettiğimde hepsini yeniden yazmam gerekirdi.</w:t>
       </w:r>
     </w:p>
     <w:p>
@@ -2258,6 +2240,114 @@
     </w:p>
     <w:p>
       <w:pPr>
+        <w:jc w:val="center"/>
+      </w:pPr>
+      <w:r>
+        <w:drawing>
+          <wp:inline xmlns:a="http://schemas.openxmlformats.org/drawingml/2006/main" xmlns:pic="http://schemas.openxmlformats.org/drawingml/2006/picture">
+            <wp:extent cx="5486400" cy="7475974"/>
+            <wp:docPr id="1" name="Picture 1"/>
+            <wp:cNvGraphicFramePr>
+              <a:graphicFrameLocks noChangeAspect="1"/>
+            </wp:cNvGraphicFramePr>
+            <a:graphic>
+              <a:graphicData uri="http://schemas.openxmlformats.org/drawingml/2006/picture">
+                <pic:pic>
+                  <pic:nvPicPr>
+                    <pic:cNvPr id="0" name="fabric_workspace.png"/>
+                    <pic:cNvPicPr/>
+                  </pic:nvPicPr>
+                  <pic:blipFill>
+                    <a:blip r:embed="rId9"/>
+                    <a:stretch>
+                      <a:fillRect/>
+                    </a:stretch>
+                  </pic:blipFill>
+                  <pic:spPr>
+                    <a:xfrm>
+                      <a:off x="0" y="0"/>
+                      <a:ext cx="5486400" cy="7475974"/>
+                    </a:xfrm>
+                    <a:prstGeom prst="rect"/>
+                  </pic:spPr>
+                </pic:pic>
+              </a:graphicData>
+            </a:graphic>
+          </wp:inline>
+        </w:drawing>
+      </w:r>
+    </w:p>
+    <w:p>
+      <w:pPr>
+        <w:spacing w:after="320"/>
+        <w:jc w:val="center"/>
+      </w:pPr>
+      <w:r>
+        <w:rPr>
+          <w:b w:val="0"/>
+          <w:i/>
+          <w:color w:val="606670"/>
+          <w:sz w:val="19"/>
+        </w:rPr>
+        <w:t>mihenk çalışma alanı — Lakehouse, Warehouse, dört Silver notebook, pipeline ve semantik model bir arada</w:t>
+      </w:r>
+    </w:p>
+    <w:p>
+      <w:pPr>
+        <w:jc w:val="center"/>
+      </w:pPr>
+      <w:r>
+        <w:drawing>
+          <wp:inline xmlns:a="http://schemas.openxmlformats.org/drawingml/2006/main" xmlns:pic="http://schemas.openxmlformats.org/drawingml/2006/picture">
+            <wp:extent cx="5486400" cy="2468448"/>
+            <wp:docPr id="2" name="Picture 2"/>
+            <wp:cNvGraphicFramePr>
+              <a:graphicFrameLocks noChangeAspect="1"/>
+            </wp:cNvGraphicFramePr>
+            <a:graphic>
+              <a:graphicData uri="http://schemas.openxmlformats.org/drawingml/2006/picture">
+                <pic:pic>
+                  <pic:nvPicPr>
+                    <pic:cNvPr id="0" name="fabric_pipeline.png"/>
+                    <pic:cNvPicPr/>
+                  </pic:nvPicPr>
+                  <pic:blipFill>
+                    <a:blip r:embed="rId10"/>
+                    <a:stretch>
+                      <a:fillRect/>
+                    </a:stretch>
+                  </pic:blipFill>
+                  <pic:spPr>
+                    <a:xfrm>
+                      <a:off x="0" y="0"/>
+                      <a:ext cx="5486400" cy="2468448"/>
+                    </a:xfrm>
+                    <a:prstGeom prst="rect"/>
+                  </pic:spPr>
+                </pic:pic>
+              </a:graphicData>
+            </a:graphic>
+          </wp:inline>
+        </w:drawing>
+      </w:r>
+    </w:p>
+    <w:p>
+      <w:pPr>
+        <w:spacing w:after="320"/>
+        <w:jc w:val="center"/>
+      </w:pPr>
+      <w:r>
+        <w:rPr>
+          <w:b w:val="0"/>
+          <w:i/>
+          <w:color w:val="606670"/>
+          <w:sz w:val="19"/>
+        </w:rPr>
+        <w:t>pl_bronze_ingest — 17 kaynağın tek çalıştırmada, sırayla işlendiği Data Factory pipeline'ı</w:t>
+      </w:r>
+    </w:p>
+    <w:p>
+      <w:pPr>
         <w:pStyle w:val="Heading1"/>
       </w:pPr>
       <w:r>
@@ -2270,7 +2360,7 @@
           <w:b w:val="0"/>
           <w:i w:val="0"/>
         </w:rPr>
-        <w:t>Bu bölüm raporun en uzun ve bence en değerli kısmı. Kodu gerçek bir Fabric kapasitesinde uçtan uca çalıştırdığımda 18 ayrı kusur çıktı. Hiçbiri kod okuyarak görünmüyordu; birçoğu yerel SQL Server'da da görünmüyordu, çünkü Fabric Warehouse dağıtık bir motor ve standart T-SQL'in bazı kalıplarını kabul etmiyor.</w:t>
+        <w:t>Kodu gerçek bir Fabric kapasitesinde uçtan uca çalıştırdığımda 18 ayrı kusur çıktı. Hiçbiri kod okuyarak görünmüyordu; birçoğu yerel SQL Server'da da görünmüyordu, çünkü Fabric Warehouse dağıtık bir motor ve standart T-SQL'in bazı kalıplarını kabul etmiyor.</w:t>
       </w:r>
     </w:p>
     <w:p>
@@ -2279,7 +2369,7 @@
           <w:b w:val="0"/>
           <w:i w:val="0"/>
         </w:rPr>
-        <w:t>Hepsini burada tek tek anlatmayacağım ama en öğretici olanları anlatacağım.</w:t>
+        <w:t>Hepsini tek tek yazmayacağım, ama en çok şey öğrendiğim birkaçını anlatayım.</w:t>
       </w:r>
     </w:p>
     <w:p>
@@ -2556,7 +2646,7 @@
           <w:b w:val="0"/>
           <w:i w:val="0"/>
         </w:rPr>
-        <w:t>Aynı araştırmada iki şey daha öğrendim: sistem kataloğu görünümleri (sys.columns) dağıtık modda join edilemiyor, ve klasik sayı üretme numarası olan ROW_NUMBER() OVER (ORDER BY (SELECT NULL)) de reddediliyor. Sayı dizisi için GENERATE_SERIES kullanıp sonucu kalıcı bir ctl.util_numbers tablosuna yazdım.</w:t>
+        <w:t>Bu arada iki şey daha öğrendim: sistem kataloğu görünümleri (sys.columns) dağıtık modda join edilemiyor, ve klasik sayı üretme numarası olan ROW_NUMBER() OVER (ORDER BY (SELECT NULL)) de reddediliyor. Sayı dizisi için GENERATE_SERIES kullanıp sonucu kalıcı bir ctl.util_numbers tablosuna yazdım.</w:t>
       </w:r>
     </w:p>
     <w:p>
@@ -2607,6 +2697,60 @@
           <w:i w:val="0"/>
         </w:rPr>
         <w:t>Mimari kararı yazarken bu sınırın test edilmesi gerektiğini not etmiştim; ama prosedürleri yazarken çağrı yerlerinin hepsinde doğru sözdizimini kullandığımı varsaymışım. Beş dosyada 40 referansı düzelttim.</w:t>
+      </w:r>
+    </w:p>
+    <w:p>
+      <w:pPr>
+        <w:jc w:val="center"/>
+      </w:pPr>
+      <w:r>
+        <w:drawing>
+          <wp:inline xmlns:a="http://schemas.openxmlformats.org/drawingml/2006/main" xmlns:pic="http://schemas.openxmlformats.org/drawingml/2006/picture">
+            <wp:extent cx="5486400" cy="9180000"/>
+            <wp:docPr id="3" name="Picture 3"/>
+            <wp:cNvGraphicFramePr>
+              <a:graphicFrameLocks noChangeAspect="1"/>
+            </wp:cNvGraphicFramePr>
+            <a:graphic>
+              <a:graphicData uri="http://schemas.openxmlformats.org/drawingml/2006/picture">
+                <pic:pic>
+                  <pic:nvPicPr>
+                    <pic:cNvPr id="0" name="fabric_lakehouse.png"/>
+                    <pic:cNvPicPr/>
+                  </pic:nvPicPr>
+                  <pic:blipFill>
+                    <a:blip r:embed="rId11"/>
+                    <a:stretch>
+                      <a:fillRect/>
+                    </a:stretch>
+                  </pic:blipFill>
+                  <pic:spPr>
+                    <a:xfrm>
+                      <a:off x="0" y="0"/>
+                      <a:ext cx="5486400" cy="9180000"/>
+                    </a:xfrm>
+                    <a:prstGeom prst="rect"/>
+                  </pic:spPr>
+                </pic:pic>
+              </a:graphicData>
+            </a:graphic>
+          </wp:inline>
+        </w:drawing>
+      </w:r>
+    </w:p>
+    <w:p>
+      <w:pPr>
+        <w:spacing w:after="320"/>
+        <w:jc w:val="center"/>
+      </w:pPr>
+      <w:r>
+        <w:rPr>
+          <w:b w:val="0"/>
+          <w:i/>
+          <w:color w:val="606670"/>
+          <w:sz w:val="19"/>
+        </w:rPr>
+        <w:t>mihenk_lh — SSMS'ten bağlanıldığında görünen bronze ve silver şemalarının tam tablo ağacı</w:t>
       </w:r>
     </w:p>
     <w:p>
@@ -3054,32 +3198,6 @@
     </w:p>
     <w:p>
       <w:pPr>
-        <w:pStyle w:val="Heading2"/>
-      </w:pPr>
-      <w:r>
-        <w:t>9.8. Bu listeden çıkardığım sonuç</w:t>
-      </w:r>
-    </w:p>
-    <w:p>
-      <w:r>
-        <w:rPr>
-          <w:b w:val="0"/>
-          <w:i w:val="0"/>
-        </w:rPr>
-        <w:t>On sekiz kusurun ortak özelliği şu: hiçbiri kodu okuyarak bulunabilecek türden değildi. Birkaçı yalnızca gerçek veriyle, birkaçı yalnızca gerçek Fabric motoruyla, birkaçı da yalnızca her şey doğru çalışmaya başladığında ortaya çıktı.</w:t>
-      </w:r>
-    </w:p>
-    <w:p>
-      <w:r>
-        <w:rPr>
-          <w:b w:val="0"/>
-          <w:i w:val="0"/>
-        </w:rPr>
-        <w:t>Bu yüzden bu listeyi projenin zayıf tarafı olarak değil, en güçlü tarafı olarak görüyorum. "Kodu yazdım, çalışması lazım" ile "çalıştırdım, şunlar kırıldı, şöyle düzelttim" arasındaki fark, bir veri mühendisinden beklenen farkın kendisi.</w:t>
-      </w:r>
-    </w:p>
-    <w:p>
-      <w:pPr>
         <w:pStyle w:val="Heading1"/>
       </w:pPr>
       <w:r>
@@ -3166,6 +3284,60 @@
     </w:p>
     <w:p>
       <w:pPr>
+        <w:jc w:val="center"/>
+      </w:pPr>
+      <w:r>
+        <w:drawing>
+          <wp:inline xmlns:a="http://schemas.openxmlformats.org/drawingml/2006/main" xmlns:pic="http://schemas.openxmlformats.org/drawingml/2006/picture">
+            <wp:extent cx="5486400" cy="3032960"/>
+            <wp:docPr id="4" name="Picture 4"/>
+            <wp:cNvGraphicFramePr>
+              <a:graphicFrameLocks noChangeAspect="1"/>
+            </wp:cNvGraphicFramePr>
+            <a:graphic>
+              <a:graphicData uri="http://schemas.openxmlformats.org/drawingml/2006/picture">
+                <pic:pic>
+                  <pic:nvPicPr>
+                    <pic:cNvPr id="0" name="powerbi_report.png"/>
+                    <pic:cNvPicPr/>
+                  </pic:nvPicPr>
+                  <pic:blipFill>
+                    <a:blip r:embed="rId12"/>
+                    <a:stretch>
+                      <a:fillRect/>
+                    </a:stretch>
+                  </pic:blipFill>
+                  <pic:spPr>
+                    <a:xfrm>
+                      <a:off x="0" y="0"/>
+                      <a:ext cx="5486400" cy="3032960"/>
+                    </a:xfrm>
+                    <a:prstGeom prst="rect"/>
+                  </pic:spPr>
+                </pic:pic>
+              </a:graphicData>
+            </a:graphic>
+          </wp:inline>
+        </w:drawing>
+      </w:r>
+    </w:p>
+    <w:p>
+      <w:pPr>
+        <w:spacing w:after="320"/>
+        <w:jc w:val="center"/>
+      </w:pPr>
+      <w:r>
+        <w:rPr>
+          <w:b w:val="0"/>
+          <w:i/>
+          <w:color w:val="606670"/>
+          <w:sz w:val="19"/>
+        </w:rPr>
+        <w:t>Mihenk Sales &amp; After Sales Overview — Warehouse üzerinde Direct Lake modunda çalışan tek sayfalık rapor</w:t>
+      </w:r>
+    </w:p>
+    <w:p>
+      <w:pPr>
         <w:pStyle w:val="Heading1"/>
       </w:pPr>
       <w:r>
@@ -3178,7 +3350,7 @@
           <w:b w:val="0"/>
           <w:i w:val="0"/>
         </w:rPr>
-        <w:t>Üç şeyi farklı yapardım.</w:t>
+        <w:t>Bugün yapsam iki şeyi farklı yapardım.</w:t>
       </w:r>
     </w:p>
     <w:p>
@@ -3213,21 +3385,6 @@
     </w:p>
     <w:p>
       <w:pPr>
-        <w:pStyle w:val="ListBullet"/>
-        <w:spacing w:after="80"/>
-      </w:pPr>
-      <w:r>
-        <w:rPr>
-          <w:b/>
-        </w:rPr>
-        <w:t xml:space="preserve">Tek bir tam çalıştırma var. </w:t>
-      </w:r>
-      <w:r>
-        <w:t>Platform uçtan uca bir kez çalıştı. Her notebook kendi idempotentlik testini yapıyor ama zincirin tamamını ikinci kez çalıştırıp aynı sonuçların çıktığını henüz doğrulamadım. Sıradaki iş bu.</w:t>
-      </w:r>
-    </w:p>
-    <w:p>
-      <w:pPr>
         <w:spacing w:before="40" w:after="200"/>
         <w:pBdr>
           <w:bottom w:val="single" w:sz="6" w:color="D8D5CF"/>
@@ -3240,7 +3397,7 @@
           <w:b w:val="0"/>
           <w:i w:val="0"/>
         </w:rPr>
-        <w:t>Bu projede en çok işe yarayan alışkanlık şuydu: her iddiayı, iddia olarak bırakmak yerine test edilebilir bir şeye çevirmek. Jeneratör tekrar üretilebilir mi — testi var. Yükleme idempotent mi — testi var. DQ kuralları gerçekten yakalıyor mu — cevap anahtarı var. Fabric bu T-SQL kalıbını destekliyor mu — çalıştırıp gördüm.</w:t>
+        <w:t>Geriye dönüp baktığımda en çok işime yarayan şey şu oldu: her iddiayı, iddia olarak bırakmak yerine test edilebilir bir şeye çevirmek. Jeneratör tekrar üretilebilir mi — testi var. Yükleme idempotent mi — testi var. DQ kuralları gerçekten yakalıyor mu — cevap anahtarı var. Fabric bu T-SQL kalıbını destekliyor mu — çalıştırıp gördüm.</w:t>
       </w:r>
     </w:p>
     <w:p>
